--- a/Sempro.docx
+++ b/Sempro.docx
@@ -300,8 +300,6 @@
           </wp:inline>
         </w:drawing>
       </w:r>
-      <w:bookmarkStart w:id="0" w:name="_GoBack"/>
-      <w:bookmarkEnd w:id="0"/>
     </w:p>
     <w:p>
       <w:pPr>
@@ -750,11 +748,11 @@
           <w:lang w:val="en-US"/>
         </w:rPr>
       </w:pPr>
-      <w:bookmarkStart w:id="1" w:name="_Toc228261035"/>
+      <w:bookmarkStart w:id="0" w:name="_Toc228261035"/>
       <w:r>
         <w:t>HALAMAN PENGESAHAN PROPOSAL</w:t>
       </w:r>
-      <w:bookmarkEnd w:id="1"/>
+      <w:bookmarkEnd w:id="0"/>
     </w:p>
     <w:p>
       <w:pPr>
@@ -2174,12 +2172,12 @@
               <w:numId w:val="0"/>
             </w:numPr>
           </w:pPr>
-          <w:bookmarkStart w:id="2" w:name="_Toc228261036"/>
+          <w:bookmarkStart w:id="1" w:name="_Toc228261036"/>
           <w:r>
             <w:lastRenderedPageBreak/>
             <w:t>DAFTAR ISI</w:t>
           </w:r>
-          <w:bookmarkEnd w:id="2"/>
+          <w:bookmarkEnd w:id="1"/>
         </w:p>
         <w:p>
           <w:pPr>
@@ -2946,12 +2944,12 @@
       <w:pPr>
         <w:pStyle w:val="Heading1"/>
       </w:pPr>
-      <w:bookmarkStart w:id="3" w:name="_Toc228261037"/>
+      <w:bookmarkStart w:id="2" w:name="_Toc228261037"/>
       <w:r>
         <w:lastRenderedPageBreak/>
         <w:t>PENDAHULUAN</w:t>
       </w:r>
-      <w:bookmarkEnd w:id="3"/>
+      <w:bookmarkEnd w:id="2"/>
       <w:r>
         <w:t xml:space="preserve"> </w:t>
       </w:r>
@@ -2961,14 +2959,14 @@
         <w:pStyle w:val="Heading2"/>
         <w:ind w:left="720" w:hanging="360"/>
       </w:pPr>
-      <w:bookmarkStart w:id="4" w:name="_Toc228261038"/>
+      <w:bookmarkStart w:id="3" w:name="_Toc228261038"/>
       <w:r>
         <w:t>L</w:t>
       </w:r>
       <w:r>
         <w:t>atar belakang</w:t>
       </w:r>
-      <w:bookmarkEnd w:id="4"/>
+      <w:bookmarkEnd w:id="3"/>
     </w:p>
     <w:p>
       <w:pPr>
@@ -2984,30 +2982,67 @@
           <w14:ligatures w14:val="none"/>
         </w:rPr>
       </w:pPr>
-      <w:bookmarkStart w:id="5" w:name="_Toc228261039"/>
-      <w:proofErr w:type="spellStart"/>
-      <w:r>
-        <w:rPr>
-          <w:rFonts w:ascii="Times New Roman" w:eastAsia="Times New Roman" w:hAnsi="Times New Roman" w:cs="Times New Roman"/>
-          <w:kern w:val="0"/>
-          <w:sz w:val="24"/>
-          <w:szCs w:val="24"/>
-          <w:lang w:val="en-US"/>
-          <w14:ligatures w14:val="none"/>
-        </w:rPr>
-        <w:t>Materi</w:t>
-      </w:r>
-      <w:proofErr w:type="spellEnd"/>
-      <w:r>
-        <w:rPr>
-          <w:rFonts w:ascii="Times New Roman" w:eastAsia="Times New Roman" w:hAnsi="Times New Roman" w:cs="Times New Roman"/>
-          <w:kern w:val="0"/>
-          <w:sz w:val="24"/>
-          <w:szCs w:val="24"/>
-          <w:lang w:val="en-US"/>
-          <w14:ligatures w14:val="none"/>
-        </w:rPr>
-        <w:t xml:space="preserve"> </w:t>
+      <w:bookmarkStart w:id="4" w:name="_Toc228261039"/>
+      <w:proofErr w:type="spellStart"/>
+      <w:r>
+        <w:rPr>
+          <w:rFonts w:ascii="Times New Roman" w:eastAsia="Times New Roman" w:hAnsi="Times New Roman" w:cs="Times New Roman"/>
+          <w:kern w:val="0"/>
+          <w:sz w:val="24"/>
+          <w:szCs w:val="24"/>
+          <w:lang w:val="en-US"/>
+          <w14:ligatures w14:val="none"/>
+        </w:rPr>
+        <w:t>Topologi</w:t>
+      </w:r>
+      <w:proofErr w:type="spellEnd"/>
+      <w:r>
+        <w:rPr>
+          <w:rFonts w:ascii="Times New Roman" w:eastAsia="Times New Roman" w:hAnsi="Times New Roman" w:cs="Times New Roman"/>
+          <w:kern w:val="0"/>
+          <w:sz w:val="24"/>
+          <w:szCs w:val="24"/>
+          <w:lang w:val="en-US"/>
+          <w14:ligatures w14:val="none"/>
+        </w:rPr>
+        <w:t xml:space="preserve"> </w:t>
+      </w:r>
+      <w:proofErr w:type="spellStart"/>
+      <w:r>
+        <w:rPr>
+          <w:rFonts w:ascii="Times New Roman" w:eastAsia="Times New Roman" w:hAnsi="Times New Roman" w:cs="Times New Roman"/>
+          <w:kern w:val="0"/>
+          <w:sz w:val="24"/>
+          <w:szCs w:val="24"/>
+          <w:lang w:val="en-US"/>
+          <w14:ligatures w14:val="none"/>
+        </w:rPr>
+        <w:t>Jaringan</w:t>
+      </w:r>
+      <w:proofErr w:type="spellEnd"/>
+      <w:r>
+        <w:rPr>
+          <w:rFonts w:ascii="Times New Roman" w:eastAsia="Times New Roman" w:hAnsi="Times New Roman" w:cs="Times New Roman"/>
+          <w:kern w:val="0"/>
+          <w:sz w:val="24"/>
+          <w:szCs w:val="24"/>
+          <w:lang w:val="en-US"/>
+          <w14:ligatures w14:val="none"/>
+        </w:rPr>
+        <w:t xml:space="preserve"> adalah </w:t>
+      </w:r>
+      <w:bookmarkStart w:id="5" w:name="_GoBack"/>
+      <w:bookmarkEnd w:id="5"/>
+      <w:r>
+        <w:rPr>
+          <w:rFonts w:ascii="Times New Roman" w:eastAsia="Times New Roman" w:hAnsi="Times New Roman" w:cs="Times New Roman"/>
+          <w:kern w:val="0"/>
+          <w:sz w:val="24"/>
+          <w:szCs w:val="24"/>
+          <w:lang w:val="en-US"/>
+          <w14:ligatures w14:val="none"/>
+        </w:rPr>
+        <w:t xml:space="preserve">Materi </w:t>
       </w:r>
       <w:proofErr w:type="spellStart"/>
       <w:r>
@@ -8272,7 +8307,7 @@
       <w:r>
         <w:t>Rumusan Masalah</w:t>
       </w:r>
-      <w:bookmarkEnd w:id="5"/>
+      <w:bookmarkEnd w:id="4"/>
     </w:p>
     <w:p>
       <w:pPr>
@@ -14551,7 +14586,7 @@
 </file>
 
 <file path=customXml/itemProps1.xml><?xml version="1.0" encoding="utf-8"?>
-<ds:datastoreItem xmlns:ds="http://schemas.openxmlformats.org/officeDocument/2006/customXml" ds:itemID="{67EF042A-C02A-42B5-B9E9-8AA64F82F4AE}">
+<ds:datastoreItem xmlns:ds="http://schemas.openxmlformats.org/officeDocument/2006/customXml" ds:itemID="{F96C5E6E-E7D8-43D6-8FE1-C455E78E9AE3}">
   <ds:schemaRefs>
     <ds:schemaRef ds:uri="http://schemas.openxmlformats.org/officeDocument/2006/bibliography"/>
   </ds:schemaRefs>
